--- a/docs/DIB_M4_Muc4_Mo_Ta_Cong_Viec.docx
+++ b/docs/DIB_M4_Muc4_Mo_Ta_Cong_Viec.docx
@@ -54,7 +54,7 @@
     </w:p>
     <w:p>
       <w:r>
-        <w:t>Yêu cầu: REQ-M1-01..04 — xem docs/DIB_REQ_DES.docx.</w:t>
+        <w:t>Yêu cầu liên quan: REQ_DIB_BOX_STATE_001, REQ_DIB_BOX_STATE_003 (kiểm bằng driver headless ở mức này — chưa tích hợp phần cứng/FSM drone thật) — xem docs/DIB_REQ_DES.docx.</w:t>
       </w:r>
     </w:p>
     <w:p>
@@ -109,7 +109,7 @@
     </w:p>
     <w:p>
       <w:r>
-        <w:t>Driver theo dõi /box/state đi trọn tới CHARGING -&gt; RESULT: PASS (exit code 0). Cả 4 yêu cầu REQ-M1-01..04 đạt. Đây là nền để M2/M3 tích hợp phần thật.</w:t>
+        <w:t>Driver theo dõi /box/state đi trọn tới CHARGING -&gt; RESULT: PASS (exit code 0). REQ_DIB_BOX_STATE_001, REQ_DIB_BOX_STATE_003 đạt ở mức driver headless. Đây là nền để M2/M3 tích hợp phần thật.</w:t>
       </w:r>
     </w:p>
     <w:p>
@@ -140,7 +140,7 @@
     </w:p>
     <w:p>
       <w:r>
-        <w:t>Yêu cầu: REQ-M2-01..04 — xem docs/DIB_REQ_DES.docx.</w:t>
+        <w:t>Yêu cầu liên quan: REQ_DIB_BOX_STATE_002, REQ_DIB_BOX_STATE_004 — xem docs/DIB_REQ_DES.docx.</w:t>
       </w:r>
     </w:p>
     <w:p>
@@ -203,7 +203,7 @@
     </w:p>
     <w:p>
       <w:r>
-        <w:t>3/3 test PASS trên hệ thống thật: 6a-unit (logic adapter), 6a-full (lid chuyển động &gt;0.5 rad, clamp đạt ~200mm trên Gazebo thật), 6b (MAVROS landed passthrough đúng thời điểm). REQ-M2-01..04 đạt.</w:t>
+        <w:t>3/3 test PASS trên hệ thống thật: 6a-unit (logic adapter), 6a-full (lid chuyển động &gt;0.5 rad, clamp đạt ~200mm trên Gazebo thật), 6b (MAVROS landed passthrough đúng thời điểm). REQ_DIB_BOX_STATE_002, REQ_DIB_BOX_STATE_004 đạt.</w:t>
       </w:r>
     </w:p>
     <w:p>
@@ -234,7 +234,7 @@
     </w:p>
     <w:p>
       <w:r>
-        <w:t>Yêu cầu: REQ-M3-01..05 — xem docs/DIB_REQ_DES.docx.</w:t>
+        <w:t>Yêu cầu liên quan: REQ_DIB_COORD_001, REQ_DIB_COORD_002 (tái xác nhận REQ_DIB_BOX_STATE_001/002/003 với vòng lặp thật) — xem docs/DIB_REQ_DES.docx.</w:t>
       </w:r>
     </w:p>
     <w:p>
@@ -289,7 +289,7 @@
     </w:p>
     <w:p>
       <w:r>
-        <w:t>PASS 8/8 trên monitor thụ động (gồm hai tiêu chí nhân quả), vòng kín chạy tới CHARGING(9). Sai số hạ cánh THẬT đo được lần đầu = 4.9 cm. Các mốc con: M3a bắt tay FSM, M3b world hợp nhất (PASS 7/7), M3c khép vòng tới CHARGING (PASS 8/8), M3d dọn log + báo vị trí. REQ-M3-01..05 đạt.</w:t>
+        <w:t>PASS 8/8 trên monitor thụ động (gồm hai tiêu chí nhân quả), vòng kín chạy tới CHARGING(9). Sai số hạ cánh THẬT đo được lần đầu = 4.9 cm. Các mốc con: M3a bắt tay FSM, M3b world hợp nhất (PASS 7/7), M3c khép vòng tới CHARGING (PASS 8/8), M3d dọn log + báo vị trí. REQ_DIB_COORD_001, REQ_DIB_COORD_002 đạt.</w:t>
       </w:r>
     </w:p>
     <w:p>
@@ -320,7 +320,7 @@
     </w:p>
     <w:p>
       <w:r>
-        <w:t>Yêu cầu: REQ-M4-01..05 — xem docs/DIB_REQ_DES.docx.</w:t>
+        <w:t>Yêu cầu liên quan: REQ_DIB_NET_001, REQ_DIB_NET_002 (+ tái xác nhận REQ_DIB_BOX_STATE_*/REQ_DIB_COORD_* qua split-domain) — xem docs/DIB_REQ_DES.docx.</w:t>
       </w:r>
     </w:p>
     <w:p>
@@ -383,7 +383,7 @@
     </w:p>
     <w:p>
       <w:r>
-        <w:t>PASS 8/8 chính thức bằng driver tự động (không đọc log tay), split-domain, gồm 2 tiêu chí nhân quả. Sai số bám hạ cánh (aim_error) lần PASS cuối = 2.2 cm, sai số yaw = 0.01°. POWER_OFF -&gt; CHARGING sau khi cắt điện ~4.6s (khớp ngưỡng thiết kế 5s). Bằng chứng cầu thật sự mang dữ liệu qua cổng UDP: domain 0 -&gt; 7400, domain 42 -&gt; 17900, ddsrouter là tiến trình duy nhất giữ cả hai cổng. Thêm bằng chứng nhân quả kịch bản 3: tắt cầu giữa chừng một chuyến bay đang sống -&gt; box đứng nguyên ở EMPTY suốt 39.5s, đúng 30.0s FALLBACK in ra tự nhiên, hệ thống rơi về AUTO.LAND an toàn (aim_error=2.385m, kém chính xác hơn ~100 lần so với hạ cánh thị giác — đúng hành vi thiết kế, không phải lỗi). REQ-M4-01..05 đạt.</w:t>
+        <w:t>PASS 8/8 chính thức bằng driver tự động (không đọc log tay), split-domain, gồm 2 tiêu chí nhân quả. Sai số bám hạ cánh (aim_error) lần PASS cuối = 2.2 cm, sai số yaw = 0.01°. POWER_OFF -&gt; CHARGING sau khi cắt điện ~4.6s (khớp ngưỡng thiết kế 5s). Bằng chứng cầu thật sự mang dữ liệu qua cổng UDP: domain 0 -&gt; 7400, domain 42 -&gt; 17900, ddsrouter là tiến trình duy nhất giữ cả hai cổng. Thêm bằng chứng nhân quả kịch bản 3: tắt cầu giữa chừng một chuyến bay đang sống -&gt; box đứng nguyên ở EMPTY suốt 39.5s, đúng 30.0s FALLBACK in ra tự nhiên, hệ thống rơi về AUTO.LAND an toàn (aim_error=2.385m, kém chính xác hơn ~100 lần so với hạ cánh thị giác — đúng hành vi thiết kế, không phải lỗi). REQ_DIB_NET_001, REQ_DIB_NET_002 đạt.</w:t>
       </w:r>
     </w:p>
     <w:p>
@@ -414,7 +414,7 @@
     </w:p>
     <w:p>
       <w:r>
-        <w:t>Yêu cầu: REQ-M5-01..05 — xem docs/DIB_REQ_DES.docx.</w:t>
+        <w:t>Yêu cầu liên quan: REQ_DIB_NET_003, REQ_DIB_NET_004, REQ_DIB_OPS_001, REQ_DIB_OPS_002, REQ_DIB_OPS_003 — xem docs/DIB_REQ_DES.docx.</w:t>
       </w:r>
     </w:p>
     <w:p>
@@ -902,7 +902,7 @@
           </w:tcPr>
           <w:p>
             <w:r>
-              <w:t>REQ-M5-01..05</w:t>
+              <w:t>REQ_DIB_NET_003, REQ_DIB_NET_004, REQ_DIB_OPS_001..003</w:t>
             </w:r>
           </w:p>
         </w:tc>
